--- a/TEMPLATE/TEMPLATE.docx
+++ b/TEMPLATE/TEMPLATE.docx
@@ -1354,7 +1354,7 @@
   <w:style w:type="paragraph" w:default="1" w:styleId="Normal">
     <w:name w:val="Normal"/>
     <w:qFormat/>
-    <w:rsid w:val="00E7484B"/>
+    <w:rsid w:val="00E138FF"/>
     <w:pPr>
       <w:spacing w:after="60"/>
     </w:pPr>
@@ -12407,7 +12407,7 @@
     <w:next w:val="DCNormal"/>
     <w:link w:val="DCT1SectionsCar"/>
     <w:qFormat/>
-    <w:rsid w:val="00CC25EA"/>
+    <w:rsid w:val="00E138FF"/>
     <w:pPr>
       <w:spacing w:before="120" w:after="120" w:line="240" w:lineRule="auto"/>
       <w:ind w:left="567"/>
@@ -12419,7 +12419,7 @@
       <w:bCs/>
       <w:smallCaps/>
       <w:color w:val="538CD4"/>
-      <w:sz w:val="28"/>
+      <w:sz w:val="36"/>
       <w:szCs w:val="28"/>
     </w:rPr>
   </w:style>
@@ -12542,14 +12542,14 @@
     <w:name w:val="DC_T1_Sections Car"/>
     <w:basedOn w:val="Policepardfaut"/>
     <w:link w:val="DCT1Sections"/>
-    <w:rsid w:val="00CC25EA"/>
+    <w:rsid w:val="00E138FF"/>
     <w:rPr>
       <w:rFonts w:ascii="Arial" w:eastAsiaTheme="majorEastAsia" w:hAnsi="Arial" w:cstheme="majorBidi"/>
       <w:b/>
       <w:bCs/>
       <w:smallCaps/>
       <w:color w:val="538CD4"/>
-      <w:sz w:val="28"/>
+      <w:sz w:val="36"/>
       <w:szCs w:val="28"/>
     </w:rPr>
   </w:style>
